--- a/human/tasks/Z-01/summary.docx
+++ b/human/tasks/Z-01/summary.docx
@@ -138,12 +138,12 @@
     </w:p>
     <w:p>
       <w:r>
-        <w:t>五目录保存来源、脚本、实测、现状与历史，Word从同一事实生成。无旧Z-01工具可迁移；F-03/T-01不重复复制，共享工程待全包后实际收拢。</w:t>
+        <w:t>五目录保存来源、脚本、实测、现状与历史，Word从同一事实生成。无旧Z-01工具可迁移；F-03/T-01不重复复制，共享工程已迁入agent/modules并验证运行入口。</w:t>
       </w:r>
     </w:p>
     <w:p>
       <w:r>
-        <w:t>快照映射未引用本轮两清单，输入身份和业务状态保持；不重绘业务SVG，不冒充根目录已迁移。</w:t>
+        <w:t>快照映射未引用本轮两清单，输入身份和业务状态保持；不重绘业务SVG，根目录迁移的完成依据本轮19项实际验证，不改变业务状态。</w:t>
       </w:r>
     </w:p>
     <w:p>
@@ -202,7 +202,12 @@
     </w:p>
     <w:p>
       <w:r>
-        <w:t>累计41/71、剩余30，下一G-05。完整候选、传递锁、SBOM、真链和独立重建仍缺，WAIT_DEP保持；整体目录收拢继续。</w:t>
+        <w:t>规范化71/71包、根目录迁移19/19项完成；每包Word由Agent源生成。</w:t>
+      </w:r>
+    </w:p>
+    <w:p>
+      <w:r>
+        <w:t>业务状态WAIT_DEP，原签收与未交付项不变；后续按注册表和实际依赖推进。</w:t>
       </w:r>
     </w:p>
     <w:p>
